--- a/por/docx/12.content.docx
+++ b/por/docx/12.content.docx
@@ -19,7 +19,7 @@
         <w:rPr>
           <w:lang w:val="pt_PT" w:bidi="pt_PT"/>
         </w:rPr>
-        <w:t>Resource: Notas de Estudo - Introduções aos Livros (Tyndale)</w:t>
+        <w:t>Resource: Tyndale Open Study Notes</w:t>
       </w:r>
       <w:r>
         <w:rPr>
@@ -112,7 +112,7 @@
         <w:rPr>
           <w:lang w:val="pt_PT" w:bidi="pt_PT"/>
         </w:rPr>
-        <w:t>Notas de Estudo - Introduções aos Livros (Tyndale)</w:t>
+        <w:t>Tyndale Open Study Notes</w:t>
       </w:r>
     </w:p>
     <w:p>

--- a/por/docx/12.content.docx
+++ b/por/docx/12.content.docx
@@ -19,7 +19,7 @@
         <w:rPr>
           <w:lang w:val="pt_PT" w:bidi="pt_PT"/>
         </w:rPr>
-        <w:t>Resource: Tyndale Open Study Notes</w:t>
+        <w:t>Resource: Aquifer Open Study Notes (Book Intros)</w:t>
       </w:r>
       <w:r>
         <w:rPr>
@@ -112,7 +112,7 @@
         <w:rPr>
           <w:lang w:val="pt_PT" w:bidi="pt_PT"/>
         </w:rPr>
-        <w:t>Tyndale Open Study Notes</w:t>
+        <w:t>Aquifer Open Study Notes (Book Intros)</w:t>
       </w:r>
     </w:p>
     <w:p>

--- a/por/docx/12.content.docx
+++ b/por/docx/12.content.docx
@@ -283,72 +283,48 @@
         </w:rPr>
         <w:t xml:space="preserve">O livro de 2 Reis é estruturado em torno dos reinados dos reis de Israel e Judá. Quatro períodos diferentes são cobertos: (1) os anos finais da terceira dinastia do reino do norte (853–841 a.C, </w:t>
       </w:r>
-      <w:hyperlink r:id="rId13">
-        <w:r>
-          <w:rPr>
-            <w:lang w:val="pt_PT" w:bidi="pt_PT"/>
-          </w:rPr>
-          <w:rPr>
-            <w:color w:val="0000EE"/>
-            <w:u w:val="single"/>
-          </w:rPr>
-          <w:t>1.1–9.37</w:t>
-        </w:r>
-      </w:hyperlink>
+      <w:r>
+        <w:rPr>
+          <w:lang w:val="pt_PT" w:bidi="pt_PT"/>
+        </w:rPr>
+        <w:t>1.1–9.37</w:t>
+      </w:r>
       <w:r>
         <w:rPr>
           <w:lang w:val="pt_PT" w:bidi="pt_PT"/>
         </w:rPr>
         <w:t xml:space="preserve">), (2) a era da quarta dinastia do reino do norte (841–752 a.C, </w:t>
       </w:r>
-      <w:hyperlink r:id="rId14">
-        <w:r>
-          <w:rPr>
-            <w:lang w:val="pt_PT" w:bidi="pt_PT"/>
-          </w:rPr>
-          <w:rPr>
-            <w:color w:val="0000EE"/>
-            <w:u w:val="single"/>
-          </w:rPr>
-          <w:t>10.1–15.12</w:t>
-        </w:r>
-      </w:hyperlink>
+      <w:r>
+        <w:rPr>
+          <w:lang w:val="pt_PT" w:bidi="pt_PT"/>
+        </w:rPr>
+        <w:t>10.1–15.12</w:t>
+      </w:r>
       <w:r>
         <w:rPr>
           <w:lang w:val="pt_PT" w:bidi="pt_PT"/>
         </w:rPr>
         <w:t xml:space="preserve">), (3) o período do declínio e queda do reino do norte (752–722 a.C, </w:t>
       </w:r>
-      <w:hyperlink r:id="rId15">
-        <w:r>
-          <w:rPr>
-            <w:lang w:val="pt_PT" w:bidi="pt_PT"/>
-          </w:rPr>
-          <w:rPr>
-            <w:color w:val="0000EE"/>
-            <w:u w:val="single"/>
-          </w:rPr>
-          <w:t>15.13–17.41</w:t>
-        </w:r>
-      </w:hyperlink>
+      <w:r>
+        <w:rPr>
+          <w:lang w:val="pt_PT" w:bidi="pt_PT"/>
+        </w:rPr>
+        <w:t>15.13–17.41</w:t>
+      </w:r>
       <w:r>
         <w:rPr>
           <w:lang w:val="pt_PT" w:bidi="pt_PT"/>
         </w:rPr>
         <w:t>), e (4) a era final do reino do sul (722–586 a.C, 1</w:t>
       </w:r>
-      <w:hyperlink r:id="rId16">
-        <w:r>
-          <w:rPr>
-            <w:lang w:val="pt_PT" w:bidi="pt_PT"/>
-          </w:rPr>
-          <w:rPr>
-            <w:color w:val="0000EE"/>
-            <w:u w:val="single"/>
-          </w:rPr>
-          <w:t>8.1–25.30</w:t>
-        </w:r>
-      </w:hyperlink>
+      <w:r>
+        <w:rPr>
+          <w:lang w:val="pt_PT" w:bidi="pt_PT"/>
+        </w:rPr>
+        <w:t>8.1–25.30</w:t>
+      </w:r>
       <w:r>
         <w:rPr>
           <w:lang w:val="pt_PT" w:bidi="pt_PT"/>
@@ -369,72 +345,48 @@
         </w:rPr>
         <w:t>O livro começa com um acidente que causou a morte do rei Acazias de Israel (</w:t>
       </w:r>
-      <w:hyperlink r:id="rId17">
-        <w:r>
-          <w:rPr>
-            <w:lang w:val="pt_PT" w:bidi="pt_PT"/>
-          </w:rPr>
-          <w:rPr>
-            <w:color w:val="0000EE"/>
-            <w:u w:val="single"/>
-          </w:rPr>
-          <w:t>1.1–18</w:t>
-        </w:r>
-      </w:hyperlink>
+      <w:r>
+        <w:rPr>
+          <w:lang w:val="pt_PT" w:bidi="pt_PT"/>
+        </w:rPr>
+        <w:t>1.1–18</w:t>
+      </w:r>
       <w:r>
         <w:rPr>
           <w:lang w:val="pt_PT" w:bidi="pt_PT"/>
         </w:rPr>
         <w:t>) e com o evento final da vida de Elias, quando Deus o levou para o céu (</w:t>
       </w:r>
-      <w:hyperlink r:id="rId18">
-        <w:r>
-          <w:rPr>
-            <w:lang w:val="pt_PT" w:bidi="pt_PT"/>
-          </w:rPr>
-          <w:rPr>
-            <w:color w:val="0000EE"/>
-            <w:u w:val="single"/>
-          </w:rPr>
-          <w:t>2.1–12</w:t>
-        </w:r>
-      </w:hyperlink>
+      <w:r>
+        <w:rPr>
+          <w:lang w:val="pt_PT" w:bidi="pt_PT"/>
+        </w:rPr>
+        <w:t>2.1–12</w:t>
+      </w:r>
       <w:r>
         <w:rPr>
           <w:lang w:val="pt_PT" w:bidi="pt_PT"/>
         </w:rPr>
         <w:t>). O manto profético passou para Eliseu, com milagres e conselhos nos próximos capítulos (</w:t>
       </w:r>
-      <w:hyperlink r:id="rId19">
-        <w:r>
-          <w:rPr>
-            <w:lang w:val="pt_PT" w:bidi="pt_PT"/>
-          </w:rPr>
-          <w:rPr>
-            <w:color w:val="0000EE"/>
-            <w:u w:val="single"/>
-          </w:rPr>
-          <w:t>2.12–8.15</w:t>
-        </w:r>
-      </w:hyperlink>
+      <w:r>
+        <w:rPr>
+          <w:lang w:val="pt_PT" w:bidi="pt_PT"/>
+        </w:rPr>
+        <w:t>2.12–8.15</w:t>
+      </w:r>
       <w:r>
         <w:rPr>
           <w:lang w:val="pt_PT" w:bidi="pt_PT"/>
         </w:rPr>
         <w:t xml:space="preserve">; veja </w:t>
       </w:r>
-      <w:hyperlink r:id="rId20">
-        <w:r>
-          <w:rPr>
-            <w:lang w:val="pt_PT" w:bidi="pt_PT"/>
-          </w:rPr>
-          <w:rPr>
-            <w:color w:val="0000EE"/>
-            <w:u w:val="single"/>
-          </w:rPr>
-          <w:t>9.1–10</w:t>
-        </w:r>
-      </w:hyperlink>
+      <w:r>
+        <w:rPr>
+          <w:lang w:val="pt_PT" w:bidi="pt_PT"/>
+        </w:rPr>
+        <w:t>9.1–10</w:t>
+      </w:r>
       <w:r>
         <w:rPr>
           <w:lang w:val="pt_PT" w:bidi="pt_PT"/>
@@ -455,90 +407,60 @@
         </w:rPr>
         <w:t>Os reinados dos reis Jorão e Acazias de Judá (</w:t>
       </w:r>
-      <w:hyperlink r:id="rId21">
-        <w:r>
-          <w:rPr>
-            <w:lang w:val="pt_PT" w:bidi="pt_PT"/>
-          </w:rPr>
-          <w:rPr>
-            <w:color w:val="0000EE"/>
-            <w:u w:val="single"/>
-          </w:rPr>
-          <w:t>8.16–29</w:t>
-        </w:r>
-      </w:hyperlink>
+      <w:r>
+        <w:rPr>
+          <w:lang w:val="pt_PT" w:bidi="pt_PT"/>
+        </w:rPr>
+        <w:t>8.16–29</w:t>
+      </w:r>
       <w:r>
         <w:rPr>
           <w:lang w:val="pt_PT" w:bidi="pt_PT"/>
         </w:rPr>
         <w:t>) trazem o relato para o ano crucial de 841 a.C, quando Jeú matou os reis Jorão e Acazias. Jeú também matou Jezabel, os membros sobreviventes da família de Acabe, e os oficiais que adoravam Baal (</w:t>
       </w:r>
-      <w:hyperlink r:id="rId22">
-        <w:r>
-          <w:rPr>
-            <w:lang w:val="pt_PT" w:bidi="pt_PT"/>
-          </w:rPr>
-          <w:rPr>
-            <w:color w:val="0000EE"/>
-            <w:u w:val="single"/>
-          </w:rPr>
-          <w:t>9.11–10.29</w:t>
-        </w:r>
-      </w:hyperlink>
+      <w:r>
+        <w:rPr>
+          <w:lang w:val="pt_PT" w:bidi="pt_PT"/>
+        </w:rPr>
+        <w:t>9.11–10.29</w:t>
+      </w:r>
       <w:r>
         <w:rPr>
           <w:lang w:val="pt_PT" w:bidi="pt_PT"/>
         </w:rPr>
         <w:t>). Então o reinado de vinte e oito anos de Jeú começou (</w:t>
       </w:r>
-      <w:hyperlink r:id="rId23">
-        <w:r>
-          <w:rPr>
-            <w:lang w:val="pt_PT" w:bidi="pt_PT"/>
-          </w:rPr>
-          <w:rPr>
-            <w:color w:val="0000EE"/>
-            <w:u w:val="single"/>
-          </w:rPr>
-          <w:t>10.30–36</w:t>
-        </w:r>
-      </w:hyperlink>
+      <w:r>
+        <w:rPr>
+          <w:lang w:val="pt_PT" w:bidi="pt_PT"/>
+        </w:rPr>
+        <w:t>10.30–36</w:t>
+      </w:r>
       <w:r>
         <w:rPr>
           <w:lang w:val="pt_PT" w:bidi="pt_PT"/>
         </w:rPr>
         <w:t>). Ao mesmo tempo, Atalia (</w:t>
       </w:r>
-      <w:hyperlink r:id="rId24">
-        <w:r>
-          <w:rPr>
-            <w:lang w:val="pt_PT" w:bidi="pt_PT"/>
-          </w:rPr>
-          <w:rPr>
-            <w:color w:val="0000EE"/>
-            <w:u w:val="single"/>
-          </w:rPr>
-          <w:t>11.1–20</w:t>
-        </w:r>
-      </w:hyperlink>
+      <w:r>
+        <w:rPr>
+          <w:lang w:val="pt_PT" w:bidi="pt_PT"/>
+        </w:rPr>
+        <w:t>11.1–20</w:t>
+      </w:r>
       <w:r>
         <w:rPr>
           <w:lang w:val="pt_PT" w:bidi="pt_PT"/>
         </w:rPr>
         <w:t>) usurpou o trono de Judá e reinou por seis anos até que aqueles leais à linhagem de Davi empossaram o jovem Joás como rei (</w:t>
       </w:r>
-      <w:hyperlink r:id="rId25">
-        <w:r>
-          <w:rPr>
-            <w:lang w:val="pt_PT" w:bidi="pt_PT"/>
-          </w:rPr>
-          <w:rPr>
-            <w:color w:val="0000EE"/>
-            <w:u w:val="single"/>
-          </w:rPr>
-          <w:t>12.1–21</w:t>
-        </w:r>
-      </w:hyperlink>
+      <w:r>
+        <w:rPr>
+          <w:lang w:val="pt_PT" w:bidi="pt_PT"/>
+        </w:rPr>
+        <w:t>12.1–21</w:t>
+      </w:r>
       <w:r>
         <w:rPr>
           <w:lang w:val="pt_PT" w:bidi="pt_PT"/>
@@ -559,90 +481,60 @@
         </w:rPr>
         <w:t>Os reinos gêmeos desfrutaram de prosperidade por um tempo (</w:t>
       </w:r>
-      <w:hyperlink r:id="rId26">
-        <w:r>
-          <w:rPr>
-            <w:lang w:val="pt_PT" w:bidi="pt_PT"/>
-          </w:rPr>
-          <w:rPr>
-            <w:color w:val="0000EE"/>
-            <w:u w:val="single"/>
-          </w:rPr>
-          <w:t>14.23–15.7</w:t>
-        </w:r>
-      </w:hyperlink>
+      <w:r>
+        <w:rPr>
+          <w:lang w:val="pt_PT" w:bidi="pt_PT"/>
+        </w:rPr>
+        <w:t>14.23–15.7</w:t>
+      </w:r>
       <w:r>
         <w:rPr>
           <w:lang w:val="pt_PT" w:bidi="pt_PT"/>
         </w:rPr>
         <w:t>), mas o reino do norte continuou a fazer o mal e entrou em seu declínio: o assassinato de Zacarias (</w:t>
       </w:r>
-      <w:hyperlink r:id="rId27">
-        <w:r>
-          <w:rPr>
-            <w:lang w:val="pt_PT" w:bidi="pt_PT"/>
-          </w:rPr>
-          <w:rPr>
-            <w:color w:val="0000EE"/>
-            <w:u w:val="single"/>
-          </w:rPr>
-          <w:t>15.8–12</w:t>
-        </w:r>
-      </w:hyperlink>
+      <w:r>
+        <w:rPr>
+          <w:lang w:val="pt_PT" w:bidi="pt_PT"/>
+        </w:rPr>
+        <w:t>15.8–12</w:t>
+      </w:r>
       <w:r>
         <w:rPr>
           <w:lang w:val="pt_PT" w:bidi="pt_PT"/>
         </w:rPr>
         <w:t>) foi seguida pelos breves reinados de Salum, Manaém, Peca, e Oseias (</w:t>
       </w:r>
-      <w:hyperlink r:id="rId28">
-        <w:r>
-          <w:rPr>
-            <w:lang w:val="pt_PT" w:bidi="pt_PT"/>
-          </w:rPr>
-          <w:rPr>
-            <w:color w:val="0000EE"/>
-            <w:u w:val="single"/>
-          </w:rPr>
-          <w:t>15.13–17.2</w:t>
-        </w:r>
-      </w:hyperlink>
+      <w:r>
+        <w:rPr>
+          <w:lang w:val="pt_PT" w:bidi="pt_PT"/>
+        </w:rPr>
+        <w:t>15.13–17.2</w:t>
+      </w:r>
       <w:r>
         <w:rPr>
           <w:lang w:val="pt_PT" w:bidi="pt_PT"/>
         </w:rPr>
         <w:t>). Oseias, o último rei de Israel (732–722 a.C.), colocou tolamente sua confiança no Egito e se rebelou contra Assíria, trazendo a captura de Samaria e o fim do reino do norte em 722 a.C. (</w:t>
       </w:r>
-      <w:hyperlink r:id="rId29">
-        <w:r>
-          <w:rPr>
-            <w:lang w:val="pt_PT" w:bidi="pt_PT"/>
-          </w:rPr>
-          <w:rPr>
-            <w:color w:val="0000EE"/>
-            <w:u w:val="single"/>
-          </w:rPr>
-          <w:t>17.3–6</w:t>
-        </w:r>
-      </w:hyperlink>
+      <w:r>
+        <w:rPr>
+          <w:lang w:val="pt_PT" w:bidi="pt_PT"/>
+        </w:rPr>
+        <w:t>17.3–6</w:t>
+      </w:r>
       <w:r>
         <w:rPr>
           <w:lang w:val="pt_PT" w:bidi="pt_PT"/>
         </w:rPr>
         <w:t>). O autor então avalia as razões para a queda de Israel e dá um relato da repovoação de Samaria (</w:t>
       </w:r>
-      <w:hyperlink r:id="rId30">
-        <w:r>
-          <w:rPr>
-            <w:lang w:val="pt_PT" w:bidi="pt_PT"/>
-          </w:rPr>
-          <w:rPr>
-            <w:color w:val="0000EE"/>
-            <w:u w:val="single"/>
-          </w:rPr>
-          <w:t>17.7–41</w:t>
-        </w:r>
-      </w:hyperlink>
+      <w:r>
+        <w:rPr>
+          <w:lang w:val="pt_PT" w:bidi="pt_PT"/>
+        </w:rPr>
+        <w:t>17.7–41</w:t>
+      </w:r>
       <w:r>
         <w:rPr>
           <w:lang w:val="pt_PT" w:bidi="pt_PT"/>
@@ -663,144 +555,96 @@
         </w:rPr>
         <w:t>A seção final de 2 Reis (</w:t>
       </w:r>
-      <w:hyperlink r:id="rId16">
-        <w:r>
-          <w:rPr>
-            <w:lang w:val="pt_PT" w:bidi="pt_PT"/>
-          </w:rPr>
-          <w:rPr>
-            <w:color w:val="0000EE"/>
-            <w:u w:val="single"/>
-          </w:rPr>
-          <w:t>18.1–25.30</w:t>
-        </w:r>
-      </w:hyperlink>
+      <w:r>
+        <w:rPr>
+          <w:lang w:val="pt_PT" w:bidi="pt_PT"/>
+        </w:rPr>
+        <w:t>18.1–25.30</w:t>
+      </w:r>
       <w:r>
         <w:rPr>
           <w:lang w:val="pt_PT" w:bidi="pt_PT"/>
         </w:rPr>
         <w:t>) lida com o destino de Judá. Ezequias é lembrado por confiar no Senhor enquanto estava sob pressão (</w:t>
       </w:r>
-      <w:hyperlink r:id="rId31">
-        <w:r>
-          <w:rPr>
-            <w:lang w:val="pt_PT" w:bidi="pt_PT"/>
-          </w:rPr>
-          <w:rPr>
-            <w:color w:val="0000EE"/>
-            <w:u w:val="single"/>
-          </w:rPr>
-          <w:t>18.5–6</w:t>
-        </w:r>
-      </w:hyperlink>
+      <w:r>
+        <w:rPr>
+          <w:lang w:val="pt_PT" w:bidi="pt_PT"/>
+        </w:rPr>
+        <w:t>18.5–6</w:t>
+      </w:r>
       <w:r>
         <w:rPr>
           <w:lang w:val="pt_PT" w:bidi="pt_PT"/>
         </w:rPr>
         <w:t xml:space="preserve">; veja </w:t>
       </w:r>
-      <w:hyperlink r:id="rId32">
-        <w:r>
-          <w:rPr>
-            <w:lang w:val="pt_PT" w:bidi="pt_PT"/>
-          </w:rPr>
-          <w:rPr>
-            <w:color w:val="0000EE"/>
-            <w:u w:val="single"/>
-          </w:rPr>
-          <w:t>18.13–20.11</w:t>
-        </w:r>
-      </w:hyperlink>
+      <w:r>
+        <w:rPr>
+          <w:lang w:val="pt_PT" w:bidi="pt_PT"/>
+        </w:rPr>
+        <w:t>18.13–20.11</w:t>
+      </w:r>
       <w:r>
         <w:rPr>
           <w:lang w:val="pt_PT" w:bidi="pt_PT"/>
         </w:rPr>
         <w:t>), e Josias recebe louvor por sua devoção à lei do Senhor (</w:t>
       </w:r>
-      <w:hyperlink r:id="rId33">
-        <w:r>
-          <w:rPr>
-            <w:lang w:val="pt_PT" w:bidi="pt_PT"/>
-          </w:rPr>
-          <w:rPr>
-            <w:color w:val="0000EE"/>
-            <w:u w:val="single"/>
-          </w:rPr>
-          <w:t>23.19</w:t>
-        </w:r>
-      </w:hyperlink>
+      <w:r>
+        <w:rPr>
+          <w:lang w:val="pt_PT" w:bidi="pt_PT"/>
+        </w:rPr>
+        <w:t>23.19</w:t>
+      </w:r>
       <w:r>
         <w:rPr>
           <w:lang w:val="pt_PT" w:bidi="pt_PT"/>
         </w:rPr>
         <w:t xml:space="preserve">; veja </w:t>
       </w:r>
-      <w:hyperlink r:id="rId34">
-        <w:r>
-          <w:rPr>
-            <w:lang w:val="pt_PT" w:bidi="pt_PT"/>
-          </w:rPr>
-          <w:rPr>
-            <w:color w:val="0000EE"/>
-            <w:u w:val="single"/>
-          </w:rPr>
-          <w:t>22.8–23.25</w:t>
-        </w:r>
-      </w:hyperlink>
+      <w:r>
+        <w:rPr>
+          <w:lang w:val="pt_PT" w:bidi="pt_PT"/>
+        </w:rPr>
+        <w:t>22.8–23.25</w:t>
+      </w:r>
       <w:r>
         <w:rPr>
           <w:lang w:val="pt_PT" w:bidi="pt_PT"/>
         </w:rPr>
         <w:t>). No entanto, até esses dois reis cometeram erros críticos (</w:t>
       </w:r>
-      <w:hyperlink r:id="rId35">
-        <w:r>
-          <w:rPr>
-            <w:lang w:val="pt_PT" w:bidi="pt_PT"/>
-          </w:rPr>
-          <w:rPr>
-            <w:color w:val="0000EE"/>
-            <w:u w:val="single"/>
-          </w:rPr>
-          <w:t>20.12–19</w:t>
-        </w:r>
-      </w:hyperlink>
+      <w:r>
+        <w:rPr>
+          <w:lang w:val="pt_PT" w:bidi="pt_PT"/>
+        </w:rPr>
+        <w:t>20.12–19</w:t>
+      </w:r>
       <w:r>
         <w:rPr>
           <w:lang w:val="pt_PT" w:bidi="pt_PT"/>
         </w:rPr>
         <w:t xml:space="preserve">; </w:t>
       </w:r>
-      <w:hyperlink r:id="rId36">
-        <w:r>
-          <w:rPr>
-            <w:lang w:val="pt_PT" w:bidi="pt_PT"/>
-          </w:rPr>
-          <w:rPr>
-            <w:color w:val="0000EE"/>
-            <w:u w:val="single"/>
-          </w:rPr>
-          <w:t>23.29–30</w:t>
-        </w:r>
-      </w:hyperlink>
+      <w:r>
+        <w:rPr>
+          <w:lang w:val="pt_PT" w:bidi="pt_PT"/>
+        </w:rPr>
+        <w:t>23.29–30</w:t>
+      </w:r>
       <w:r>
         <w:rPr>
           <w:lang w:val="pt_PT" w:bidi="pt_PT"/>
         </w:rPr>
         <w:t xml:space="preserve">; veja </w:t>
       </w:r>
-      <w:hyperlink r:id="rId37">
-        <w:r>
-          <w:rPr>
-            <w:lang w:val="pt_PT" w:bidi="pt_PT"/>
-          </w:rPr>
-          <w:rPr>
-            <w:color w:val="0000EE"/>
-            <w:u w:val="single"/>
-          </w:rPr>
-          <w:t>2Cr 35.20–25</w:t>
-        </w:r>
-      </w:hyperlink>
+      <w:r>
+        <w:rPr>
+          <w:lang w:val="pt_PT" w:bidi="pt_PT"/>
+        </w:rPr>
+        <w:t>2Cr 35.20–25</w:t>
+      </w:r>
       <w:r>
         <w:rPr>
           <w:lang w:val="pt_PT" w:bidi="pt_PT"/>
@@ -821,36 +665,24 @@
         </w:rPr>
         <w:t>Após a morte de Josias, os reis finais de Judá fizeram o que era mau aos olhos do Senhor, e o reino do sul foi devastado e finalmente destruído pelo rei Nabucodonosor II da Babilônia (</w:t>
       </w:r>
-      <w:hyperlink r:id="rId38">
-        <w:r>
-          <w:rPr>
-            <w:lang w:val="pt_PT" w:bidi="pt_PT"/>
-          </w:rPr>
-          <w:rPr>
-            <w:color w:val="0000EE"/>
-            <w:u w:val="single"/>
-          </w:rPr>
-          <w:t>2Rs 23.31–25.21</w:t>
-        </w:r>
-      </w:hyperlink>
+      <w:r>
+        <w:rPr>
+          <w:lang w:val="pt_PT" w:bidi="pt_PT"/>
+        </w:rPr>
+        <w:t>2Rs 23.31–25.21</w:t>
+      </w:r>
       <w:r>
         <w:rPr>
           <w:lang w:val="pt_PT" w:bidi="pt_PT"/>
         </w:rPr>
         <w:t xml:space="preserve">). O julgamento profetizado de Deus havia chegado (veja </w:t>
       </w:r>
-      <w:hyperlink r:id="rId39">
-        <w:r>
-          <w:rPr>
-            <w:lang w:val="pt_PT" w:bidi="pt_PT"/>
-          </w:rPr>
-          <w:rPr>
-            <w:color w:val="0000EE"/>
-            <w:u w:val="single"/>
-          </w:rPr>
-          <w:t>Jr 38.17–23</w:t>
-        </w:r>
-      </w:hyperlink>
+      <w:r>
+        <w:rPr>
+          <w:lang w:val="pt_PT" w:bidi="pt_PT"/>
+        </w:rPr>
+        <w:t>Jr 38.17–23</w:t>
+      </w:r>
       <w:r>
         <w:rPr>
           <w:lang w:val="pt_PT" w:bidi="pt_PT"/>
@@ -871,36 +703,24 @@
         </w:rPr>
         <w:t>O livro de 2 Reis termina com duas notas anexadas. A primeira lida com eventos em Judá após a queda de Jerusalém (</w:t>
       </w:r>
-      <w:hyperlink r:id="rId40">
-        <w:r>
-          <w:rPr>
-            <w:lang w:val="pt_PT" w:bidi="pt_PT"/>
-          </w:rPr>
-          <w:rPr>
-            <w:color w:val="0000EE"/>
-            <w:u w:val="single"/>
-          </w:rPr>
-          <w:t>2Rs 25.22–26</w:t>
-        </w:r>
-      </w:hyperlink>
+      <w:r>
+        <w:rPr>
+          <w:lang w:val="pt_PT" w:bidi="pt_PT"/>
+        </w:rPr>
+        <w:t>2Rs 25.22–26</w:t>
+      </w:r>
       <w:r>
         <w:rPr>
           <w:lang w:val="pt_PT" w:bidi="pt_PT"/>
         </w:rPr>
         <w:t>). A segunda descreve a libertação posterior de Joaquim na Babilônia (</w:t>
       </w:r>
-      <w:hyperlink r:id="rId41">
-        <w:r>
-          <w:rPr>
-            <w:lang w:val="pt_PT" w:bidi="pt_PT"/>
-          </w:rPr>
-          <w:rPr>
-            <w:color w:val="0000EE"/>
-            <w:u w:val="single"/>
-          </w:rPr>
-          <w:t>25.27–30</w:t>
-        </w:r>
-      </w:hyperlink>
+      <w:r>
+        <w:rPr>
+          <w:lang w:val="pt_PT" w:bidi="pt_PT"/>
+        </w:rPr>
+        <w:t>25.27–30</w:t>
+      </w:r>
       <w:r>
         <w:rPr>
           <w:lang w:val="pt_PT" w:bidi="pt_PT"/>
@@ -932,18 +752,12 @@
         </w:rPr>
         <w:t xml:space="preserve">O livro de 2 Reis é uma continuação de 1 Reis, escrito pelo mesmo autor, com uma identificação precisa desconhecida. Ele estava bem familiarizado com fontes que o permitiram compor uma história detalhada da monarquia dividida de Israel, e ele tinha informações para avaliar as razões para sucessos e fracassos com base na resposta do povo à aliança mosaica. Seu conhecimento íntimo sobre a história posterior de Judá indica que ele pode ter vivido dentro ou perto de Jerusalém e pode ter sido uma testemunha de muitos dos eventos que trouxeram a queda da cidade. Se ele ainda estava vivo para escrever o apêndice final sobre a libertação de Joaquim (561 a.C., </w:t>
       </w:r>
-      <w:hyperlink r:id="rId42">
-        <w:r>
-          <w:rPr>
-            <w:lang w:val="pt_PT" w:bidi="pt_PT"/>
-          </w:rPr>
-          <w:rPr>
-            <w:color w:val="0000EE"/>
-            <w:u w:val="single"/>
-          </w:rPr>
-          <w:t>25.25–30</w:t>
-        </w:r>
-      </w:hyperlink>
+      <w:r>
+        <w:rPr>
+          <w:lang w:val="pt_PT" w:bidi="pt_PT"/>
+        </w:rPr>
+        <w:t>25.25–30</w:t>
+      </w:r>
       <w:r>
         <w:rPr>
           <w:lang w:val="pt_PT" w:bidi="pt_PT"/>
@@ -1028,216 +842,144 @@
         </w:rPr>
         <w:t>Os reis de Israel eram consistentemente malignos. Eles “seguiram o exemplo de Jeroboão, filho de Nebate, continuando os pecados que Jeroboão havia levado Israel a cometer” (</w:t>
       </w:r>
-      <w:hyperlink r:id="rId43">
-        <w:r>
-          <w:rPr>
-            <w:lang w:val="pt_PT" w:bidi="pt_PT"/>
-          </w:rPr>
-          <w:rPr>
-            <w:color w:val="0000EE"/>
-            <w:u w:val="single"/>
-          </w:rPr>
-          <w:t>13.2</w:t>
-        </w:r>
-      </w:hyperlink>
+      <w:r>
+        <w:rPr>
+          <w:lang w:val="pt_PT" w:bidi="pt_PT"/>
+        </w:rPr>
+        <w:t>13.2</w:t>
+      </w:r>
       <w:r>
         <w:rPr>
           <w:lang w:val="pt_PT" w:bidi="pt_PT"/>
         </w:rPr>
         <w:t>,</w:t>
       </w:r>
-      <w:hyperlink r:id="rId44">
-        <w:r>
-          <w:rPr>
-            <w:lang w:val="pt_PT" w:bidi="pt_PT"/>
-          </w:rPr>
-          <w:rPr>
-            <w:color w:val="0000EE"/>
-            <w:u w:val="single"/>
-          </w:rPr>
-          <w:t>11</w:t>
-        </w:r>
-      </w:hyperlink>
+      <w:r>
+        <w:rPr>
+          <w:lang w:val="pt_PT" w:bidi="pt_PT"/>
+        </w:rPr>
+        <w:t>11</w:t>
+      </w:r>
       <w:r>
         <w:rPr>
           <w:lang w:val="pt_PT" w:bidi="pt_PT"/>
         </w:rPr>
         <w:t xml:space="preserve">; </w:t>
       </w:r>
-      <w:hyperlink r:id="rId45">
-        <w:r>
-          <w:rPr>
-            <w:lang w:val="pt_PT" w:bidi="pt_PT"/>
-          </w:rPr>
-          <w:rPr>
-            <w:color w:val="0000EE"/>
-            <w:u w:val="single"/>
-          </w:rPr>
-          <w:t>14.24</w:t>
-        </w:r>
-      </w:hyperlink>
+      <w:r>
+        <w:rPr>
+          <w:lang w:val="pt_PT" w:bidi="pt_PT"/>
+        </w:rPr>
+        <w:t>14.24</w:t>
+      </w:r>
       <w:r>
         <w:rPr>
           <w:lang w:val="pt_PT" w:bidi="pt_PT"/>
         </w:rPr>
         <w:t xml:space="preserve">; </w:t>
       </w:r>
-      <w:hyperlink r:id="rId46">
-        <w:r>
-          <w:rPr>
-            <w:lang w:val="pt_PT" w:bidi="pt_PT"/>
-          </w:rPr>
-          <w:rPr>
-            <w:color w:val="0000EE"/>
-            <w:u w:val="single"/>
-          </w:rPr>
-          <w:t>15.9</w:t>
-        </w:r>
-      </w:hyperlink>
+      <w:r>
+        <w:rPr>
+          <w:lang w:val="pt_PT" w:bidi="pt_PT"/>
+        </w:rPr>
+        <w:t>15.9</w:t>
+      </w:r>
       <w:r>
         <w:rPr>
           <w:lang w:val="pt_PT" w:bidi="pt_PT"/>
         </w:rPr>
         <w:t xml:space="preserve">; </w:t>
       </w:r>
-      <w:hyperlink r:id="rId47">
-        <w:r>
-          <w:rPr>
-            <w:lang w:val="pt_PT" w:bidi="pt_PT"/>
-          </w:rPr>
-          <w:rPr>
-            <w:color w:val="0000EE"/>
-            <w:u w:val="single"/>
-          </w:rPr>
-          <w:t>17.2</w:t>
-        </w:r>
-      </w:hyperlink>
+      <w:r>
+        <w:rPr>
+          <w:lang w:val="pt_PT" w:bidi="pt_PT"/>
+        </w:rPr>
+        <w:t>17.2</w:t>
+      </w:r>
       <w:r>
         <w:rPr>
           <w:lang w:val="pt_PT" w:bidi="pt_PT"/>
         </w:rPr>
         <w:t xml:space="preserve">). Muitos dos reis de Judá recebem censura semelhante (veja, por exemplo, </w:t>
       </w:r>
-      <w:hyperlink r:id="rId48">
-        <w:r>
-          <w:rPr>
-            <w:lang w:val="pt_PT" w:bidi="pt_PT"/>
-          </w:rPr>
-          <w:rPr>
-            <w:color w:val="0000EE"/>
-            <w:u w:val="single"/>
-          </w:rPr>
-          <w:t>8.18</w:t>
-        </w:r>
-      </w:hyperlink>
+      <w:r>
+        <w:rPr>
+          <w:lang w:val="pt_PT" w:bidi="pt_PT"/>
+        </w:rPr>
+        <w:t>8.18</w:t>
+      </w:r>
       <w:r>
         <w:rPr>
           <w:lang w:val="pt_PT" w:bidi="pt_PT"/>
         </w:rPr>
         <w:t>). Manassés, em especial, é condenado por sua idolatria e apostasia desenfreadas (</w:t>
       </w:r>
-      <w:hyperlink r:id="rId49">
-        <w:r>
-          <w:rPr>
-            <w:lang w:val="pt_PT" w:bidi="pt_PT"/>
-          </w:rPr>
-          <w:rPr>
-            <w:color w:val="0000EE"/>
-            <w:u w:val="single"/>
-          </w:rPr>
-          <w:t>21.2–9</w:t>
-        </w:r>
-      </w:hyperlink>
+      <w:r>
+        <w:rPr>
+          <w:lang w:val="pt_PT" w:bidi="pt_PT"/>
+        </w:rPr>
+        <w:t>21.2–9</w:t>
+      </w:r>
       <w:r>
         <w:rPr>
           <w:lang w:val="pt_PT" w:bidi="pt_PT"/>
         </w:rPr>
         <w:t>), e seu exemplo é seguido por vários reis após ele (</w:t>
       </w:r>
-      <w:hyperlink r:id="rId50">
-        <w:r>
-          <w:rPr>
-            <w:lang w:val="pt_PT" w:bidi="pt_PT"/>
-          </w:rPr>
-          <w:rPr>
-            <w:color w:val="0000EE"/>
-            <w:u w:val="single"/>
-          </w:rPr>
-          <w:t>21.20</w:t>
-        </w:r>
-      </w:hyperlink>
+      <w:r>
+        <w:rPr>
+          <w:lang w:val="pt_PT" w:bidi="pt_PT"/>
+        </w:rPr>
+        <w:t>21.20</w:t>
+      </w:r>
       <w:r>
         <w:rPr>
           <w:lang w:val="pt_PT" w:bidi="pt_PT"/>
         </w:rPr>
         <w:t xml:space="preserve">; </w:t>
       </w:r>
-      <w:hyperlink r:id="rId51">
-        <w:r>
-          <w:rPr>
-            <w:lang w:val="pt_PT" w:bidi="pt_PT"/>
-          </w:rPr>
-          <w:rPr>
-            <w:color w:val="0000EE"/>
-            <w:u w:val="single"/>
-          </w:rPr>
-          <w:t>23.32</w:t>
-        </w:r>
-      </w:hyperlink>
+      <w:r>
+        <w:rPr>
+          <w:lang w:val="pt_PT" w:bidi="pt_PT"/>
+        </w:rPr>
+        <w:t>23.32</w:t>
+      </w:r>
       <w:r>
         <w:rPr>
           <w:lang w:val="pt_PT" w:bidi="pt_PT"/>
         </w:rPr>
         <w:t>,</w:t>
       </w:r>
-      <w:hyperlink r:id="rId52">
-        <w:r>
-          <w:rPr>
-            <w:lang w:val="pt_PT" w:bidi="pt_PT"/>
-          </w:rPr>
-          <w:rPr>
-            <w:color w:val="0000EE"/>
-            <w:u w:val="single"/>
-          </w:rPr>
-          <w:t>37</w:t>
-        </w:r>
-      </w:hyperlink>
+      <w:r>
+        <w:rPr>
+          <w:lang w:val="pt_PT" w:bidi="pt_PT"/>
+        </w:rPr>
+        <w:t>37</w:t>
+      </w:r>
       <w:r>
         <w:rPr>
           <w:lang w:val="pt_PT" w:bidi="pt_PT"/>
         </w:rPr>
         <w:t xml:space="preserve">; </w:t>
       </w:r>
-      <w:hyperlink r:id="rId53">
-        <w:r>
-          <w:rPr>
-            <w:lang w:val="pt_PT" w:bidi="pt_PT"/>
-          </w:rPr>
-          <w:rPr>
-            <w:color w:val="0000EE"/>
-            <w:u w:val="single"/>
-          </w:rPr>
-          <w:t>24.9</w:t>
-        </w:r>
-      </w:hyperlink>
+      <w:r>
+        <w:rPr>
+          <w:lang w:val="pt_PT" w:bidi="pt_PT"/>
+        </w:rPr>
+        <w:t>24.9</w:t>
+      </w:r>
       <w:r>
         <w:rPr>
           <w:lang w:val="pt_PT" w:bidi="pt_PT"/>
         </w:rPr>
         <w:t>,</w:t>
       </w:r>
-      <w:hyperlink r:id="rId54">
-        <w:r>
-          <w:rPr>
-            <w:lang w:val="pt_PT" w:bidi="pt_PT"/>
-          </w:rPr>
-          <w:rPr>
-            <w:color w:val="0000EE"/>
-            <w:u w:val="single"/>
-          </w:rPr>
-          <w:t>19</w:t>
-        </w:r>
-      </w:hyperlink>
+      <w:r>
+        <w:rPr>
+          <w:lang w:val="pt_PT" w:bidi="pt_PT"/>
+        </w:rPr>
+        <w:t>19</w:t>
+      </w:r>
       <w:r>
         <w:rPr>
           <w:lang w:val="pt_PT" w:bidi="pt_PT"/>
@@ -1258,288 +1000,192 @@
         </w:rPr>
         <w:t>Vários reis de Judá são elogiados, no entanto, por fazerem “o que era agradável aos olhos do Senhor” (</w:t>
       </w:r>
-      <w:hyperlink r:id="rId55">
-        <w:r>
-          <w:rPr>
-            <w:lang w:val="pt_PT" w:bidi="pt_PT"/>
-          </w:rPr>
-          <w:rPr>
-            <w:color w:val="0000EE"/>
-            <w:u w:val="single"/>
-          </w:rPr>
-          <w:t>12.2</w:t>
-        </w:r>
-      </w:hyperlink>
+      <w:r>
+        <w:rPr>
+          <w:lang w:val="pt_PT" w:bidi="pt_PT"/>
+        </w:rPr>
+        <w:t>12.2</w:t>
+      </w:r>
       <w:r>
         <w:rPr>
           <w:lang w:val="pt_PT" w:bidi="pt_PT"/>
         </w:rPr>
         <w:t xml:space="preserve">; </w:t>
       </w:r>
-      <w:hyperlink r:id="rId56">
-        <w:r>
-          <w:rPr>
-            <w:lang w:val="pt_PT" w:bidi="pt_PT"/>
-          </w:rPr>
-          <w:rPr>
-            <w:color w:val="0000EE"/>
-            <w:u w:val="single"/>
-          </w:rPr>
-          <w:t>14.3</w:t>
-        </w:r>
-      </w:hyperlink>
+      <w:r>
+        <w:rPr>
+          <w:lang w:val="pt_PT" w:bidi="pt_PT"/>
+        </w:rPr>
+        <w:t>14.3</w:t>
+      </w:r>
       <w:r>
         <w:rPr>
           <w:lang w:val="pt_PT" w:bidi="pt_PT"/>
         </w:rPr>
         <w:t xml:space="preserve">; </w:t>
       </w:r>
-      <w:hyperlink r:id="rId57">
-        <w:r>
-          <w:rPr>
-            <w:lang w:val="pt_PT" w:bidi="pt_PT"/>
-          </w:rPr>
-          <w:rPr>
-            <w:color w:val="0000EE"/>
-            <w:u w:val="single"/>
-          </w:rPr>
-          <w:t>15.3</w:t>
-        </w:r>
-      </w:hyperlink>
+      <w:r>
+        <w:rPr>
+          <w:lang w:val="pt_PT" w:bidi="pt_PT"/>
+        </w:rPr>
+        <w:t>15.3</w:t>
+      </w:r>
       <w:r>
         <w:rPr>
           <w:lang w:val="pt_PT" w:bidi="pt_PT"/>
         </w:rPr>
         <w:t>,</w:t>
       </w:r>
-      <w:hyperlink r:id="rId58">
-        <w:r>
-          <w:rPr>
-            <w:lang w:val="pt_PT" w:bidi="pt_PT"/>
-          </w:rPr>
-          <w:rPr>
-            <w:color w:val="0000EE"/>
-            <w:u w:val="single"/>
-          </w:rPr>
-          <w:t>34</w:t>
-        </w:r>
-      </w:hyperlink>
+      <w:r>
+        <w:rPr>
+          <w:lang w:val="pt_PT" w:bidi="pt_PT"/>
+        </w:rPr>
+        <w:t>34</w:t>
+      </w:r>
       <w:r>
         <w:rPr>
           <w:lang w:val="pt_PT" w:bidi="pt_PT"/>
         </w:rPr>
         <w:t xml:space="preserve">; </w:t>
       </w:r>
-      <w:hyperlink r:id="rId59">
-        <w:r>
-          <w:rPr>
-            <w:lang w:val="pt_PT" w:bidi="pt_PT"/>
-          </w:rPr>
-          <w:rPr>
-            <w:color w:val="0000EE"/>
-            <w:u w:val="single"/>
-          </w:rPr>
-          <w:t>18.3</w:t>
-        </w:r>
-      </w:hyperlink>
+      <w:r>
+        <w:rPr>
+          <w:lang w:val="pt_PT" w:bidi="pt_PT"/>
+        </w:rPr>
+        <w:t>18.3</w:t>
+      </w:r>
       <w:r>
         <w:rPr>
           <w:lang w:val="pt_PT" w:bidi="pt_PT"/>
         </w:rPr>
         <w:t xml:space="preserve">; </w:t>
       </w:r>
-      <w:hyperlink r:id="rId60">
-        <w:r>
-          <w:rPr>
-            <w:lang w:val="pt_PT" w:bidi="pt_PT"/>
-          </w:rPr>
-          <w:rPr>
-            <w:color w:val="0000EE"/>
-            <w:u w:val="single"/>
-          </w:rPr>
-          <w:t>22.2</w:t>
-        </w:r>
-      </w:hyperlink>
+      <w:r>
+        <w:rPr>
+          <w:lang w:val="pt_PT" w:bidi="pt_PT"/>
+        </w:rPr>
+        <w:t>22.2</w:t>
+      </w:r>
       <w:r>
         <w:rPr>
           <w:lang w:val="pt_PT" w:bidi="pt_PT"/>
         </w:rPr>
         <w:t>). Tais homens estavam interessados pela manutenção e reparo do Templo (</w:t>
       </w:r>
-      <w:hyperlink r:id="rId61">
-        <w:r>
-          <w:rPr>
-            <w:lang w:val="pt_PT" w:bidi="pt_PT"/>
-          </w:rPr>
-          <w:rPr>
-            <w:color w:val="0000EE"/>
-            <w:u w:val="single"/>
-          </w:rPr>
-          <w:t>12.6–16</w:t>
-        </w:r>
-      </w:hyperlink>
+      <w:r>
+        <w:rPr>
+          <w:lang w:val="pt_PT" w:bidi="pt_PT"/>
+        </w:rPr>
+        <w:t>12.6–16</w:t>
+      </w:r>
       <w:r>
         <w:rPr>
           <w:lang w:val="pt_PT" w:bidi="pt_PT"/>
         </w:rPr>
         <w:t xml:space="preserve">; </w:t>
       </w:r>
-      <w:hyperlink r:id="rId62">
-        <w:r>
-          <w:rPr>
-            <w:lang w:val="pt_PT" w:bidi="pt_PT"/>
-          </w:rPr>
-          <w:rPr>
-            <w:color w:val="0000EE"/>
-            <w:u w:val="single"/>
-          </w:rPr>
-          <w:t>22.3–7</w:t>
-        </w:r>
-      </w:hyperlink>
+      <w:r>
+        <w:rPr>
+          <w:lang w:val="pt_PT" w:bidi="pt_PT"/>
+        </w:rPr>
+        <w:t>22.3–7</w:t>
+      </w:r>
       <w:r>
         <w:rPr>
           <w:lang w:val="pt_PT" w:bidi="pt_PT"/>
         </w:rPr>
         <w:t>) e pela obediência aos preceitos da palavra de Deus (</w:t>
       </w:r>
-      <w:hyperlink r:id="rId63">
-        <w:r>
-          <w:rPr>
-            <w:lang w:val="pt_PT" w:bidi="pt_PT"/>
-          </w:rPr>
-          <w:rPr>
-            <w:color w:val="0000EE"/>
-            <w:u w:val="single"/>
-          </w:rPr>
-          <w:t>18.6</w:t>
-        </w:r>
-      </w:hyperlink>
+      <w:r>
+        <w:rPr>
+          <w:lang w:val="pt_PT" w:bidi="pt_PT"/>
+        </w:rPr>
+        <w:t>18.6</w:t>
+      </w:r>
       <w:r>
         <w:rPr>
           <w:lang w:val="pt_PT" w:bidi="pt_PT"/>
         </w:rPr>
         <w:t xml:space="preserve">; </w:t>
       </w:r>
-      <w:hyperlink r:id="rId64">
-        <w:r>
-          <w:rPr>
-            <w:lang w:val="pt_PT" w:bidi="pt_PT"/>
-          </w:rPr>
-          <w:rPr>
-            <w:color w:val="0000EE"/>
-            <w:u w:val="single"/>
-          </w:rPr>
-          <w:t>22.8–13</w:t>
-        </w:r>
-      </w:hyperlink>
+      <w:r>
+        <w:rPr>
+          <w:lang w:val="pt_PT" w:bidi="pt_PT"/>
+        </w:rPr>
+        <w:t>22.8–13</w:t>
+      </w:r>
       <w:r>
         <w:rPr>
           <w:lang w:val="pt_PT" w:bidi="pt_PT"/>
         </w:rPr>
         <w:t xml:space="preserve">; </w:t>
       </w:r>
-      <w:hyperlink r:id="rId65">
-        <w:r>
-          <w:rPr>
-            <w:lang w:val="pt_PT" w:bidi="pt_PT"/>
-          </w:rPr>
-          <w:rPr>
-            <w:color w:val="0000EE"/>
-            <w:u w:val="single"/>
-          </w:rPr>
-          <w:t>23.1–3</w:t>
-        </w:r>
-      </w:hyperlink>
+      <w:r>
+        <w:rPr>
+          <w:lang w:val="pt_PT" w:bidi="pt_PT"/>
+        </w:rPr>
+        <w:t>23.1–3</w:t>
+      </w:r>
       <w:r>
         <w:rPr>
           <w:lang w:val="pt_PT" w:bidi="pt_PT"/>
         </w:rPr>
         <w:t>). Ezequias e Josias recebem elogio especial: Ezequias por sua confiança no Senhor e sua honra à palavra de Deus (</w:t>
       </w:r>
-      <w:hyperlink r:id="rId31">
-        <w:r>
-          <w:rPr>
-            <w:lang w:val="pt_PT" w:bidi="pt_PT"/>
-          </w:rPr>
-          <w:rPr>
-            <w:color w:val="0000EE"/>
-            <w:u w:val="single"/>
-          </w:rPr>
-          <w:t>18.5–6</w:t>
-        </w:r>
-      </w:hyperlink>
+      <w:r>
+        <w:rPr>
+          <w:lang w:val="pt_PT" w:bidi="pt_PT"/>
+        </w:rPr>
+        <w:t>18.5–6</w:t>
+      </w:r>
       <w:r>
         <w:rPr>
           <w:lang w:val="pt_PT" w:bidi="pt_PT"/>
         </w:rPr>
         <w:t>), e Josias por sua alta consideração pela lei de Moisés (</w:t>
       </w:r>
-      <w:hyperlink r:id="rId66">
-        <w:r>
-          <w:rPr>
-            <w:lang w:val="pt_PT" w:bidi="pt_PT"/>
-          </w:rPr>
-          <w:rPr>
-            <w:color w:val="0000EE"/>
-            <w:u w:val="single"/>
-          </w:rPr>
-          <w:t>23.25</w:t>
-        </w:r>
-      </w:hyperlink>
+      <w:r>
+        <w:rPr>
+          <w:lang w:val="pt_PT" w:bidi="pt_PT"/>
+        </w:rPr>
+        <w:t>23.25</w:t>
+      </w:r>
       <w:r>
         <w:rPr>
           <w:lang w:val="pt_PT" w:bidi="pt_PT"/>
         </w:rPr>
         <w:t xml:space="preserve">). A implicação é clara. O povo de Deus deve viver de acordo com os altos padrões da palavra de Deus, para que eles possam fazer o que é “agradável aos olhos de Deus” (cp. </w:t>
       </w:r>
-      <w:hyperlink r:id="rId67">
-        <w:r>
-          <w:rPr>
-            <w:lang w:val="pt_PT" w:bidi="pt_PT"/>
-          </w:rPr>
-          <w:rPr>
-            <w:color w:val="0000EE"/>
-            <w:u w:val="single"/>
-          </w:rPr>
-          <w:t>Sl 119.9–11</w:t>
-        </w:r>
-      </w:hyperlink>
+      <w:r>
+        <w:rPr>
+          <w:lang w:val="pt_PT" w:bidi="pt_PT"/>
+        </w:rPr>
+        <w:t>Sl 119.9–11</w:t>
+      </w:r>
       <w:r>
         <w:rPr>
           <w:lang w:val="pt_PT" w:bidi="pt_PT"/>
         </w:rPr>
         <w:t xml:space="preserve">, </w:t>
       </w:r>
-      <w:hyperlink r:id="rId68">
-        <w:r>
-          <w:rPr>
-            <w:lang w:val="pt_PT" w:bidi="pt_PT"/>
-          </w:rPr>
-          <w:rPr>
-            <w:color w:val="0000EE"/>
-            <w:u w:val="single"/>
-          </w:rPr>
-          <w:t>111</w:t>
-        </w:r>
-      </w:hyperlink>
+      <w:r>
+        <w:rPr>
+          <w:lang w:val="pt_PT" w:bidi="pt_PT"/>
+        </w:rPr>
+        <w:t>111</w:t>
+      </w:r>
       <w:r>
         <w:rPr>
           <w:lang w:val="pt_PT" w:bidi="pt_PT"/>
         </w:rPr>
         <w:t xml:space="preserve">; </w:t>
       </w:r>
-      <w:hyperlink r:id="rId69">
-        <w:r>
-          <w:rPr>
-            <w:lang w:val="pt_PT" w:bidi="pt_PT"/>
-          </w:rPr>
-          <w:rPr>
-            <w:color w:val="0000EE"/>
-            <w:u w:val="single"/>
-          </w:rPr>
-          <w:t>2Tm 3.16–17</w:t>
-        </w:r>
-      </w:hyperlink>
+      <w:r>
+        <w:rPr>
+          <w:lang w:val="pt_PT" w:bidi="pt_PT"/>
+        </w:rPr>
+        <w:t>2Tm 3.16–17</w:t>
+      </w:r>
       <w:r>
         <w:rPr>
           <w:lang w:val="pt_PT" w:bidi="pt_PT"/>
@@ -1560,180 +1206,120 @@
         </w:rPr>
         <w:t>A proeminência dada aos últimos dias do grande profeta Elias (</w:t>
       </w:r>
-      <w:hyperlink r:id="rId70">
-        <w:r>
-          <w:rPr>
-            <w:lang w:val="pt_PT" w:bidi="pt_PT"/>
-          </w:rPr>
-          <w:rPr>
-            <w:color w:val="0000EE"/>
-            <w:u w:val="single"/>
-          </w:rPr>
-          <w:t>1.3–17</w:t>
-        </w:r>
-      </w:hyperlink>
+      <w:r>
+        <w:rPr>
+          <w:lang w:val="pt_PT" w:bidi="pt_PT"/>
+        </w:rPr>
+        <w:t>1.3–17</w:t>
+      </w:r>
       <w:r>
         <w:rPr>
           <w:lang w:val="pt_PT" w:bidi="pt_PT"/>
         </w:rPr>
         <w:t xml:space="preserve">; </w:t>
       </w:r>
-      <w:hyperlink r:id="rId71">
-        <w:r>
-          <w:rPr>
-            <w:lang w:val="pt_PT" w:bidi="pt_PT"/>
-          </w:rPr>
-          <w:rPr>
-            <w:color w:val="0000EE"/>
-            <w:u w:val="single"/>
-          </w:rPr>
-          <w:t>2.1–11</w:t>
-        </w:r>
-      </w:hyperlink>
+      <w:r>
+        <w:rPr>
+          <w:lang w:val="pt_PT" w:bidi="pt_PT"/>
+        </w:rPr>
+        <w:t>2.1–11</w:t>
+      </w:r>
       <w:r>
         <w:rPr>
           <w:lang w:val="pt_PT" w:bidi="pt_PT"/>
         </w:rPr>
         <w:t>) e ao ministério extraordinário de Eliseu (</w:t>
       </w:r>
-      <w:hyperlink r:id="rId72">
-        <w:r>
-          <w:rPr>
-            <w:lang w:val="pt_PT" w:bidi="pt_PT"/>
-          </w:rPr>
-          <w:rPr>
-            <w:color w:val="0000EE"/>
-            <w:u w:val="single"/>
-          </w:rPr>
-          <w:t>2.12–25</w:t>
-        </w:r>
-      </w:hyperlink>
+      <w:r>
+        <w:rPr>
+          <w:lang w:val="pt_PT" w:bidi="pt_PT"/>
+        </w:rPr>
+        <w:t>2.12–25</w:t>
+      </w:r>
       <w:r>
         <w:rPr>
           <w:lang w:val="pt_PT" w:bidi="pt_PT"/>
         </w:rPr>
         <w:t xml:space="preserve">; </w:t>
       </w:r>
-      <w:hyperlink r:id="rId73">
-        <w:r>
-          <w:rPr>
-            <w:lang w:val="pt_PT" w:bidi="pt_PT"/>
-          </w:rPr>
-          <w:rPr>
-            <w:color w:val="0000EE"/>
-            <w:u w:val="single"/>
-          </w:rPr>
-          <w:t>3.11–19</w:t>
-        </w:r>
-      </w:hyperlink>
+      <w:r>
+        <w:rPr>
+          <w:lang w:val="pt_PT" w:bidi="pt_PT"/>
+        </w:rPr>
+        <w:t>3.11–19</w:t>
+      </w:r>
       <w:r>
         <w:rPr>
           <w:lang w:val="pt_PT" w:bidi="pt_PT"/>
         </w:rPr>
         <w:t xml:space="preserve">; </w:t>
       </w:r>
-      <w:hyperlink r:id="rId74">
-        <w:r>
-          <w:rPr>
-            <w:lang w:val="pt_PT" w:bidi="pt_PT"/>
-          </w:rPr>
-          <w:rPr>
-            <w:color w:val="0000EE"/>
-            <w:u w:val="single"/>
-          </w:rPr>
-          <w:t>4.1–7:2</w:t>
-        </w:r>
-      </w:hyperlink>
+      <w:r>
+        <w:rPr>
+          <w:lang w:val="pt_PT" w:bidi="pt_PT"/>
+        </w:rPr>
+        <w:t>4.1–7:2</w:t>
+      </w:r>
       <w:r>
         <w:rPr>
           <w:lang w:val="pt_PT" w:bidi="pt_PT"/>
         </w:rPr>
         <w:t xml:space="preserve">; </w:t>
       </w:r>
-      <w:hyperlink r:id="rId75">
-        <w:r>
-          <w:rPr>
-            <w:lang w:val="pt_PT" w:bidi="pt_PT"/>
-          </w:rPr>
-          <w:rPr>
-            <w:color w:val="0000EE"/>
-            <w:u w:val="single"/>
-          </w:rPr>
-          <w:t>8.1–2</w:t>
-        </w:r>
-      </w:hyperlink>
+      <w:r>
+        <w:rPr>
+          <w:lang w:val="pt_PT" w:bidi="pt_PT"/>
+        </w:rPr>
+        <w:t>8.1–2</w:t>
+      </w:r>
       <w:r>
         <w:rPr>
           <w:lang w:val="pt_PT" w:bidi="pt_PT"/>
         </w:rPr>
         <w:t>) enfatiza a necessidade de proclamar as palavras de Deus aos outros (</w:t>
       </w:r>
-      <w:hyperlink r:id="rId76">
-        <w:r>
-          <w:rPr>
-            <w:lang w:val="pt_PT" w:bidi="pt_PT"/>
-          </w:rPr>
-          <w:rPr>
-            <w:color w:val="0000EE"/>
-            <w:u w:val="single"/>
-          </w:rPr>
-          <w:t>Atos 20.18–21</w:t>
-        </w:r>
-      </w:hyperlink>
+      <w:r>
+        <w:rPr>
+          <w:lang w:val="pt_PT" w:bidi="pt_PT"/>
+        </w:rPr>
+        <w:t>Atos 20.18–21</w:t>
+      </w:r>
       <w:r>
         <w:rPr>
           <w:lang w:val="pt_PT" w:bidi="pt_PT"/>
         </w:rPr>
         <w:t xml:space="preserve">; </w:t>
       </w:r>
-      <w:hyperlink r:id="rId77">
-        <w:r>
-          <w:rPr>
-            <w:lang w:val="pt_PT" w:bidi="pt_PT"/>
-          </w:rPr>
-          <w:rPr>
-            <w:color w:val="0000EE"/>
-            <w:u w:val="single"/>
-          </w:rPr>
-          <w:t>2 Tm 2.15</w:t>
-        </w:r>
-      </w:hyperlink>
+      <w:r>
+        <w:rPr>
+          <w:lang w:val="pt_PT" w:bidi="pt_PT"/>
+        </w:rPr>
+        <w:t>2 Tm 2.15</w:t>
+      </w:r>
       <w:r>
         <w:rPr>
           <w:lang w:val="pt_PT" w:bidi="pt_PT"/>
         </w:rPr>
         <w:t xml:space="preserve">; </w:t>
       </w:r>
-      <w:hyperlink r:id="rId78">
-        <w:r>
-          <w:rPr>
-            <w:lang w:val="pt_PT" w:bidi="pt_PT"/>
-          </w:rPr>
-          <w:rPr>
-            <w:color w:val="0000EE"/>
-            <w:u w:val="single"/>
-          </w:rPr>
-          <w:t>4.2</w:t>
-        </w:r>
-      </w:hyperlink>
+      <w:r>
+        <w:rPr>
+          <w:lang w:val="pt_PT" w:bidi="pt_PT"/>
+        </w:rPr>
+        <w:t>4.2</w:t>
+      </w:r>
       <w:r>
         <w:rPr>
           <w:lang w:val="pt_PT" w:bidi="pt_PT"/>
         </w:rPr>
         <w:t>) para que eles possam entrar em relacionamento de aliança com o Senhor (</w:t>
       </w:r>
-      <w:hyperlink r:id="rId79">
-        <w:r>
-          <w:rPr>
-            <w:lang w:val="pt_PT" w:bidi="pt_PT"/>
-          </w:rPr>
-          <w:rPr>
-            <w:color w:val="0000EE"/>
-            <w:u w:val="single"/>
-          </w:rPr>
-          <w:t>2Co 3.4–6</w:t>
-        </w:r>
-      </w:hyperlink>
+      <w:r>
+        <w:rPr>
+          <w:lang w:val="pt_PT" w:bidi="pt_PT"/>
+        </w:rPr>
+        <w:t>2Co 3.4–6</w:t>
+      </w:r>
       <w:r>
         <w:rPr>
           <w:lang w:val="pt_PT" w:bidi="pt_PT"/>
@@ -1754,126 +1340,84 @@
         </w:rPr>
         <w:t>Finalmente, os fracassos até dos bons reis lembram ao povo de Deus de ser firmemente fiel ao Senhor e servi-lo. Então suas vidas podem ser preenchidas com coisas boas (</w:t>
       </w:r>
-      <w:hyperlink r:id="rId80">
-        <w:r>
-          <w:rPr>
-            <w:lang w:val="pt_PT" w:bidi="pt_PT"/>
-          </w:rPr>
-          <w:rPr>
-            <w:color w:val="0000EE"/>
-            <w:u w:val="single"/>
-          </w:rPr>
-          <w:t>Sl 84.11</w:t>
-        </w:r>
-      </w:hyperlink>
+      <w:r>
+        <w:rPr>
+          <w:lang w:val="pt_PT" w:bidi="pt_PT"/>
+        </w:rPr>
+        <w:t>Sl 84.11</w:t>
+      </w:r>
       <w:r>
         <w:rPr>
           <w:lang w:val="pt_PT" w:bidi="pt_PT"/>
         </w:rPr>
         <w:t xml:space="preserve">; </w:t>
       </w:r>
-      <w:hyperlink r:id="rId81">
-        <w:r>
-          <w:rPr>
-            <w:lang w:val="pt_PT" w:bidi="pt_PT"/>
-          </w:rPr>
-          <w:rPr>
-            <w:color w:val="0000EE"/>
-            <w:u w:val="single"/>
-          </w:rPr>
-          <w:t>Rm 14.7–8</w:t>
-        </w:r>
-      </w:hyperlink>
+      <w:r>
+        <w:rPr>
+          <w:lang w:val="pt_PT" w:bidi="pt_PT"/>
+        </w:rPr>
+        <w:t>Rm 14.7–8</w:t>
+      </w:r>
       <w:r>
         <w:rPr>
           <w:lang w:val="pt_PT" w:bidi="pt_PT"/>
         </w:rPr>
         <w:t>), e quando eles se apresentarem diante de Deus para julgamento (</w:t>
       </w:r>
-      <w:hyperlink r:id="rId82">
-        <w:r>
-          <w:rPr>
-            <w:lang w:val="pt_PT" w:bidi="pt_PT"/>
-          </w:rPr>
-          <w:rPr>
-            <w:color w:val="0000EE"/>
-            <w:u w:val="single"/>
-          </w:rPr>
-          <w:t>Rm 14.10–11</w:t>
-        </w:r>
-      </w:hyperlink>
+      <w:r>
+        <w:rPr>
+          <w:lang w:val="pt_PT" w:bidi="pt_PT"/>
+        </w:rPr>
+        <w:t>Rm 14.10–11</w:t>
+      </w:r>
       <w:r>
         <w:rPr>
           <w:lang w:val="pt_PT" w:bidi="pt_PT"/>
         </w:rPr>
         <w:t xml:space="preserve">; </w:t>
       </w:r>
-      <w:hyperlink r:id="rId83">
-        <w:r>
-          <w:rPr>
-            <w:lang w:val="pt_PT" w:bidi="pt_PT"/>
-          </w:rPr>
-          <w:rPr>
-            <w:color w:val="0000EE"/>
-            <w:u w:val="single"/>
-          </w:rPr>
-          <w:t>2Co 5.10</w:t>
-        </w:r>
-      </w:hyperlink>
+      <w:r>
+        <w:rPr>
+          <w:lang w:val="pt_PT" w:bidi="pt_PT"/>
+        </w:rPr>
+        <w:t>2Co 5.10</w:t>
+      </w:r>
       <w:r>
         <w:rPr>
           <w:lang w:val="pt_PT" w:bidi="pt_PT"/>
         </w:rPr>
         <w:t>), ele os recompensará e os louvará (</w:t>
       </w:r>
-      <w:hyperlink r:id="rId84">
-        <w:r>
-          <w:rPr>
-            <w:lang w:val="pt_PT" w:bidi="pt_PT"/>
-          </w:rPr>
-          <w:rPr>
-            <w:color w:val="0000EE"/>
-            <w:u w:val="single"/>
-          </w:rPr>
-          <w:t>2 Tm 4.7–8</w:t>
-        </w:r>
-      </w:hyperlink>
+      <w:r>
+        <w:rPr>
+          <w:lang w:val="pt_PT" w:bidi="pt_PT"/>
+        </w:rPr>
+        <w:t>2 Tm 4.7–8</w:t>
+      </w:r>
       <w:r>
         <w:rPr>
           <w:lang w:val="pt_PT" w:bidi="pt_PT"/>
         </w:rPr>
         <w:t xml:space="preserve">; </w:t>
       </w:r>
-      <w:hyperlink r:id="rId85">
-        <w:r>
-          <w:rPr>
-            <w:lang w:val="pt_PT" w:bidi="pt_PT"/>
-          </w:rPr>
-          <w:rPr>
-            <w:color w:val="0000EE"/>
-            <w:u w:val="single"/>
-          </w:rPr>
-          <w:t>Ap 2.10</w:t>
-        </w:r>
-      </w:hyperlink>
+      <w:r>
+        <w:rPr>
+          <w:lang w:val="pt_PT" w:bidi="pt_PT"/>
+        </w:rPr>
+        <w:t>Ap 2.10</w:t>
+      </w:r>
       <w:r>
         <w:rPr>
           <w:lang w:val="pt_PT" w:bidi="pt_PT"/>
         </w:rPr>
         <w:t xml:space="preserve">; veja </w:t>
       </w:r>
-      <w:hyperlink r:id="rId86">
-        <w:r>
-          <w:rPr>
-            <w:lang w:val="pt_PT" w:bidi="pt_PT"/>
-          </w:rPr>
-          <w:rPr>
-            <w:color w:val="0000EE"/>
-            <w:u w:val="single"/>
-          </w:rPr>
-          <w:t>Mt 25.23</w:t>
-        </w:r>
-      </w:hyperlink>
+      <w:r>
+        <w:rPr>
+          <w:lang w:val="pt_PT" w:bidi="pt_PT"/>
+        </w:rPr>
+        <w:t>Mt 25.23</w:t>
+      </w:r>
       <w:r>
         <w:rPr>
           <w:lang w:val="pt_PT" w:bidi="pt_PT"/>
